--- a/최종교재/16장_장소_데이터_설계.docx
+++ b/최종교재/16장_장소_데이터_설계.docx
@@ -454,7 +454,24 @@
           <w:i w:val="0"/>
           <w:color w:val="000000"/>
         </w:rPr>
-        <w:t>데이터와 화면을 분리하기로 했으니, 이제 데이터의 형식과 구조를 정의해야 합니다. "장소 하나"를 자바스크립트 객체로 표현한다면 어떤 항목들이 필요할까요? 이처럼 데이터의 구조를 미리 약속하고 정의하는 것을 스키마(schema)[^1]라고 부릅니다.</w:t>
+        <w:t>데이터와 화면을 분리하기로 했으니, 이제 데이터의 형식과 구조를 정의해야 합니다. "장소 하나"를 자바스크립트 객체로 표현한다면 어떤 항목들이 필요할까요? 이처럼 데이터의 구조를 미리 약속하고 정의하는 것을 스키마(schema)</w:t>
+      </w:r>
+      <w:r>
+        <w:rPr>
+          <w:b w:val="0"/>
+          <w:i w:val="0"/>
+          <w:color w:val="000000"/>
+          <w:vertAlign w:val="superscript"/>
+        </w:rPr>
+        <w:t>1</w:t>
+      </w:r>
+      <w:r>
+        <w:rPr>
+          <w:b w:val="0"/>
+          <w:i w:val="0"/>
+          <w:color w:val="000000"/>
+        </w:rPr>
+        <w:t>라고 부릅니다.</w:t>
       </w:r>
     </w:p>
     <w:p>
@@ -1993,7 +2010,24 @@
           <w:i w:val="0"/>
           <w:color w:val="000000"/>
         </w:rPr>
-        <w:t>만약 이 카테고리 관련 정보를 마커를 그리는 코드, 필터 버튼을 생성하는 코드, 장소 목록을 표시하는 코드에 각각 따로 분산해서 작성하면 어떻게 될까요? 추후에 카테고리 관련 정보를 "여행 카테고리 색을 초록으로 바꿔줘"와 같이 변경해야 할 경우, 해당 내용이 작성된 세 곳을 모두 일일이 수정해야 하는 번거로움이 발생합니다. 심지어 하나라도 수정을 빠뜨리게 되면, 지도의 마커는 파란색인데 필터 버튼은 초록색으로 표시되는 등 화면마다 정보가 불일치하는 현상이 발생하게 될 것입니다. 이처럼 문제가 발생하는 것을 방지하기 위해 프로그래머들은 오랜 시간 공유해 온 기본 원칙을 따르고 있습니다. 그 원칙이 바로 "같은 정보는 한 곳에만 둔다."[^2]입니다.</w:t>
+        <w:t>만약 이 카테고리 관련 정보를 마커를 그리는 코드, 필터 버튼을 생성하는 코드, 장소 목록을 표시하는 코드에 각각 따로 분산해서 작성하면 어떻게 될까요? 추후에 카테고리 관련 정보를 "여행 카테고리 색을 초록으로 바꿔줘"와 같이 변경해야 할 경우, 해당 내용이 작성된 세 곳을 모두 일일이 수정해야 하는 번거로움이 발생합니다. 심지어 하나라도 수정을 빠뜨리게 되면, 지도의 마커는 파란색인데 필터 버튼은 초록색으로 표시되는 등 화면마다 정보가 불일치하는 현상이 발생하게 될 것입니다. 이처럼 문제가 발생하는 것을 방지하기 위해 프로그래머들은 오랜 시간 공유해 온 기본 원칙을 따르고 있습니다. 그 원칙이 바로 "같은 정보는 한 곳에만 둔다."</w:t>
+      </w:r>
+      <w:r>
+        <w:rPr>
+          <w:b w:val="0"/>
+          <w:i w:val="0"/>
+          <w:color w:val="000000"/>
+          <w:vertAlign w:val="superscript"/>
+        </w:rPr>
+        <w:t>2</w:t>
+      </w:r>
+      <w:r>
+        <w:rPr>
+          <w:b w:val="0"/>
+          <w:i w:val="0"/>
+          <w:color w:val="000000"/>
+        </w:rPr>
+        <w:t>입니다.</w:t>
       </w:r>
     </w:p>
     <w:p>
@@ -2516,28 +2550,9 @@
         <w:rPr>
           <w:b w:val="0"/>
           <w:i w:val="0"/>
-          <w:strike w:val="0"/>
-          <w:color w:val="000000"/>
-        </w:rPr>
-        <w:t xml:space="preserve">mapView.js에 renderPlaces 함수를 만들어줘. 장소 배열을 받아서 각 장소마다 </w:t>
-      </w:r>
-      <w:r>
-        <w:rPr>
-          <w:b w:val="0"/>
-          <w:i w:val="0"/>
-          <w:strike w:val="0"/>
-          <w:color w:val="000000"/>
-        </w:rPr>
-        <w:t>15장</w:t>
-      </w:r>
-      <w:r>
-        <w:rPr>
-          <w:b w:val="0"/>
-          <w:i w:val="0"/>
-          <w:strike w:val="0"/>
-          <w:color w:val="000000"/>
-        </w:rPr>
-        <w:t>에서 만든 markerImageFor로 카테고리 핀 마커를 찍어줘. 다시 호출하면 기존 마커를 싹 지우고 새로 그리도록 해줘. 그리고 main.js에서 DEFAULT_PLACES를 import 해서 renderPlaces로 그리게 연결해줘.</w:t>
+          <w:color w:val="000000"/>
+        </w:rPr>
+        <w:t>mapView.js에 renderPlaces 함수를 만들어줘. 장소 배열을 받아서 각 장소마다 19장에서 만든 markerImageFor로 카테고리 핀 마커를 찍어줘. 다시 호출하면 기존 마커를 싹 지우고 새로 그리도록 해줘. 그리고 main.js에서 DEFAULT_PLACES를 import 해서 renderPlaces로 그리게 연결해줘.</w:t>
       </w:r>
     </w:p>
     <w:p>
@@ -2645,7 +2660,6 @@
         <w:rPr>
           <w:b w:val="0"/>
           <w:i w:val="0"/>
-          <w:strike w:val="0"/>
           <w:color w:val="000000"/>
         </w:rPr>
         <w:t xml:space="preserve">그리고 </w:t>
@@ -2655,7 +2669,6 @@
           <w:rFonts w:ascii="Consolas" w:hAnsi="Consolas"/>
           <w:b w:val="0"/>
           <w:i w:val="0"/>
-          <w:strike w:val="0"/>
           <w:color w:val="000000"/>
           <w:sz w:val="17"/>
         </w:rPr>
@@ -2665,7 +2678,6 @@
         <w:rPr>
           <w:b w:val="0"/>
           <w:i w:val="0"/>
-          <w:strike w:val="0"/>
           <w:color w:val="000000"/>
         </w:rPr>
         <w:t>에서 연결합니다.</w:t>
@@ -2715,115 +2727,63 @@
         <w:rPr>
           <w:b/>
           <w:i w:val="0"/>
-          <w:strike w:val="0"/>
-          <w:color w:val="000000"/>
-        </w:rPr>
-        <w:t>1단계 — 싹 지우기.</w:t>
-      </w:r>
-      <w:r>
-        <w:rPr>
-          <w:b w:val="0"/>
+          <w:color w:val="000000"/>
+        </w:rPr>
+        <w:t xml:space="preserve">1단계. 기존 마커 지우기. 함수는 그리기 전에 먼저 </w:t>
+      </w:r>
+      <w:r>
+        <w:rPr>
+          <w:rFonts w:ascii="Consolas" w:hAnsi="Consolas"/>
+          <w:b/>
           <w:i w:val="0"/>
-          <w:strike w:val="0"/>
-          <w:color w:val="000000"/>
-        </w:rPr>
-        <w:t xml:space="preserve"> 함수는 그리기 전에 먼저 </w:t>
+          <w:color w:val="000000"/>
+          <w:sz w:val="17"/>
+        </w:rPr>
+        <w:t>markers</w:t>
+      </w:r>
+      <w:r>
+        <w:rPr>
+          <w:b/>
+          <w:i w:val="0"/>
+          <w:color w:val="000000"/>
+        </w:rPr>
+        <w:t xml:space="preserve"> 배열에 들어 있던 기존 마커를 전부 </w:t>
       </w:r>
       <w:r>
         <w:rPr>
           <w:rFonts w:ascii="Consolas" w:hAnsi="Consolas"/>
-          <w:b w:val="0"/>
+          <w:b/>
           <w:i w:val="0"/>
-          <w:strike w:val="0"/>
           <w:color w:val="000000"/>
           <w:sz w:val="17"/>
         </w:rPr>
-        <w:t>markers</w:t>
-      </w:r>
-      <w:r>
-        <w:rPr>
-          <w:b w:val="0"/>
+        <w:t>setMap(null)</w:t>
+      </w:r>
+      <w:r>
+        <w:rPr>
+          <w:b/>
           <w:i w:val="0"/>
-          <w:strike w:val="0"/>
-          <w:color w:val="000000"/>
-        </w:rPr>
-        <w:t xml:space="preserve"> 배열에 들어 있던 기존 마커를 전부 </w:t>
+          <w:color w:val="000000"/>
+        </w:rPr>
+        <w:t xml:space="preserve">로 지도에서 내립니다. 이 함수를 앞으로 여러 번 부르기 때문입니다. 18장에서 "카페" 필터를 누르면 카페만 남긴 배열로 </w:t>
       </w:r>
       <w:r>
         <w:rPr>
           <w:rFonts w:ascii="Consolas" w:hAnsi="Consolas"/>
-          <w:b w:val="0"/>
+          <w:b/>
           <w:i w:val="0"/>
-          <w:strike w:val="0"/>
           <w:color w:val="000000"/>
           <w:sz w:val="17"/>
         </w:rPr>
-        <w:t>setMap(null)</w:t>
-      </w:r>
-      <w:r>
-        <w:rPr>
-          <w:b w:val="0"/>
+        <w:t>renderPlaces</w:t>
+      </w:r>
+      <w:r>
+        <w:rPr>
+          <w:b/>
           <w:i w:val="0"/>
-          <w:strike w:val="0"/>
-          <w:color w:val="000000"/>
-        </w:rPr>
-        <w:t xml:space="preserve">로 내립니다. 왜 지우고 시작할까요? 이 함수는 앞으로 여러 번 불리기 때문입니다. </w:t>
-      </w:r>
-      <w:r>
-        <w:rPr>
-          <w:b w:val="0"/>
-          <w:i w:val="0"/>
-          <w:strike w:val="0"/>
-          <w:color w:val="000000"/>
-        </w:rPr>
-        <w:t>18장</w:t>
-      </w:r>
-      <w:r>
-        <w:rPr>
-          <w:b w:val="0"/>
-          <w:i w:val="0"/>
-          <w:strike w:val="0"/>
-          <w:color w:val="000000"/>
-        </w:rPr>
-        <w:t xml:space="preserve">에서 "카페" 필터를 누르면 카페만 남긴 배열로 </w:t>
-      </w:r>
-      <w:r>
-        <w:rPr>
-          <w:rFonts w:ascii="Consolas" w:hAnsi="Consolas"/>
-          <w:b w:val="0"/>
-          <w:i w:val="0"/>
-          <w:strike w:val="0"/>
-          <w:color w:val="000000"/>
-          <w:sz w:val="17"/>
-        </w:rPr>
-        <w:t>renderPlaces</w:t>
-      </w:r>
-      <w:r>
-        <w:rPr>
-          <w:b w:val="0"/>
-          <w:i w:val="0"/>
-          <w:strike w:val="0"/>
-          <w:color w:val="000000"/>
-        </w:rPr>
-        <w:t xml:space="preserve">를 다시 부르고, </w:t>
-      </w:r>
-      <w:r>
-        <w:rPr>
-          <w:b w:val="0"/>
-          <w:i w:val="0"/>
-          <w:strike w:val="0"/>
-          <w:color w:val="000000"/>
-        </w:rPr>
-        <w:t>20장</w:t>
-      </w:r>
-      <w:r>
-        <w:rPr>
-          <w:b w:val="0"/>
-          <w:i w:val="0"/>
-          <w:strike w:val="0"/>
-          <w:color w:val="000000"/>
-        </w:rPr>
-        <w:t>에서 장소를 추가하면 한 건 늘어난 배열로 또 부릅니다. 지우지 않고 그리기만 하면 부를 때마다 마커가 겹겹이 쌓여서, 필터를 눌러도 이전 마커가 유령처럼 남아 있게 됩니다. "항상 전부 지우고, 현재 데이터 그대로 다시 그린다" — 단순 무식해 보여도, 데이터와 화면이 절대 어긋나지 않게 보장하는 가장 확실한 방법입니다.</w:t>
+          <w:color w:val="000000"/>
+        </w:rPr>
+        <w:t>를 다시 호출하고, 20장에서 장소를 추가하면 한 건 늘어난 배열로 또 호출합니다. 지우지 않고 그리기만 하면 호출할 때마다 마커가 계속 쌓여서, 필터를 눌러도 이전 마커가 그대로 겹쳐 있을 겁니다. 항상 전부 지우고 현재 데이터로 다시 그리면 데이터와 화면이 어긋날 걱정을 덜 수 있습니다.</w:t>
       </w:r>
     </w:p>
     <w:p>
@@ -2831,137 +2791,99 @@
         <w:rPr>
           <w:b/>
           <w:i w:val="0"/>
-          <w:strike w:val="0"/>
-          <w:color w:val="000000"/>
-        </w:rPr>
-        <w:t>2단계 — 데이터만큼 반복.</w:t>
-      </w:r>
-      <w:r>
-        <w:rPr>
-          <w:b w:val="0"/>
+          <w:color w:val="000000"/>
+        </w:rPr>
+        <w:t xml:space="preserve">2단계. 데이터만큼 반복. </w:t>
+      </w:r>
+      <w:r>
+        <w:rPr>
+          <w:rFonts w:ascii="Consolas" w:hAnsi="Consolas"/>
+          <w:b/>
           <w:i w:val="0"/>
-          <w:strike w:val="0"/>
-          <w:color w:val="000000"/>
-        </w:rPr>
-        <w:t xml:space="preserve"> </w:t>
+          <w:color w:val="000000"/>
+          <w:sz w:val="17"/>
+        </w:rPr>
+        <w:t>for...of</w:t>
+      </w:r>
+      <w:r>
+        <w:rPr>
+          <w:b/>
+          <w:i w:val="0"/>
+          <w:color w:val="000000"/>
+        </w:rPr>
+        <w:t xml:space="preserve"> 반복문이 배열을 한 바퀴 돌며 장소마다 마커를 만듭니다. 15장에서 배열과 반복문으로 마커 여러 개를 찍던 코드와 구조가 같지만 한 가지가 다릅니다. 반복문 안에 </w:t>
       </w:r>
       <w:r>
         <w:rPr>
           <w:rFonts w:ascii="Consolas" w:hAnsi="Consolas"/>
-          <w:b w:val="0"/>
+          <w:b/>
           <w:i w:val="0"/>
-          <w:strike w:val="0"/>
           <w:color w:val="000000"/>
           <w:sz w:val="17"/>
         </w:rPr>
-        <w:t>for...of</w:t>
-      </w:r>
-      <w:r>
-        <w:rPr>
-          <w:b w:val="0"/>
+        <w:t>'광장시장'</w:t>
+      </w:r>
+      <w:r>
+        <w:rPr>
+          <w:b/>
           <w:i w:val="0"/>
-          <w:strike w:val="0"/>
-          <w:color w:val="000000"/>
-        </w:rPr>
-        <w:t xml:space="preserve"> 반복문이 배열을 한 바퀴 돌며 장소마다 마커를 만듭니다. </w:t>
-      </w:r>
-      <w:r>
-        <w:rPr>
-          <w:b w:val="0"/>
+          <w:color w:val="000000"/>
+        </w:rPr>
+        <w:t xml:space="preserve">이나 </w:t>
+      </w:r>
+      <w:r>
+        <w:rPr>
+          <w:rFonts w:ascii="Consolas" w:hAnsi="Consolas"/>
+          <w:b/>
           <w:i w:val="0"/>
-          <w:strike w:val="0"/>
-          <w:color w:val="000000"/>
-        </w:rPr>
-        <w:t>15장</w:t>
-      </w:r>
-      <w:r>
-        <w:rPr>
-          <w:b w:val="0"/>
+          <w:color w:val="000000"/>
+          <w:sz w:val="17"/>
+        </w:rPr>
+        <w:t>37.5701</w:t>
+      </w:r>
+      <w:r>
+        <w:rPr>
+          <w:b/>
           <w:i w:val="0"/>
-          <w:strike w:val="0"/>
-          <w:color w:val="000000"/>
-        </w:rPr>
-        <w:t xml:space="preserve">에서 배열과 반복문으로 마커 여러 개를 찍던 코드와 골격이 같은데, 결정적 차이가 하나 있습니다. 반복문 안 어디에도 </w:t>
+          <w:color w:val="000000"/>
+        </w:rPr>
+        <w:t xml:space="preserve"> 같은 구체적인 값이 없다는 점입니다. 전부 </w:t>
       </w:r>
       <w:r>
         <w:rPr>
           <w:rFonts w:ascii="Consolas" w:hAnsi="Consolas"/>
-          <w:b w:val="0"/>
+          <w:b/>
           <w:i w:val="0"/>
-          <w:strike w:val="0"/>
           <w:color w:val="000000"/>
           <w:sz w:val="17"/>
         </w:rPr>
-        <w:t>'광장시장'</w:t>
-      </w:r>
-      <w:r>
-        <w:rPr>
-          <w:b w:val="0"/>
+        <w:t>place.name</w:t>
+      </w:r>
+      <w:r>
+        <w:rPr>
+          <w:b/>
           <w:i w:val="0"/>
-          <w:strike w:val="0"/>
-          <w:color w:val="000000"/>
-        </w:rPr>
-        <w:t xml:space="preserve">이나 </w:t>
+          <w:color w:val="000000"/>
+        </w:rPr>
+        <w:t xml:space="preserve">, </w:t>
       </w:r>
       <w:r>
         <w:rPr>
           <w:rFonts w:ascii="Consolas" w:hAnsi="Consolas"/>
-          <w:b w:val="0"/>
+          <w:b/>
           <w:i w:val="0"/>
-          <w:strike w:val="0"/>
           <w:color w:val="000000"/>
           <w:sz w:val="17"/>
         </w:rPr>
-        <w:t>37.5701</w:t>
-      </w:r>
-      <w:r>
-        <w:rPr>
-          <w:b w:val="0"/>
+        <w:t>place.lat</w:t>
+      </w:r>
+      <w:r>
+        <w:rPr>
+          <w:b/>
           <w:i w:val="0"/>
-          <w:strike w:val="0"/>
-          <w:color w:val="000000"/>
-        </w:rPr>
-        <w:t xml:space="preserve"> 같은 구체적인 값이 없다는 점입니다. 전부 </w:t>
-      </w:r>
-      <w:r>
-        <w:rPr>
-          <w:rFonts w:ascii="Consolas" w:hAnsi="Consolas"/>
-          <w:b w:val="0"/>
-          <w:i w:val="0"/>
-          <w:strike w:val="0"/>
-          <w:color w:val="000000"/>
-          <w:sz w:val="17"/>
-        </w:rPr>
-        <w:t>place.name</w:t>
-      </w:r>
-      <w:r>
-        <w:rPr>
-          <w:b w:val="0"/>
-          <w:i w:val="0"/>
-          <w:strike w:val="0"/>
-          <w:color w:val="000000"/>
-        </w:rPr>
-        <w:t xml:space="preserve">, </w:t>
-      </w:r>
-      <w:r>
-        <w:rPr>
-          <w:rFonts w:ascii="Consolas" w:hAnsi="Consolas"/>
-          <w:b w:val="0"/>
-          <w:i w:val="0"/>
-          <w:strike w:val="0"/>
-          <w:color w:val="000000"/>
-          <w:sz w:val="17"/>
-        </w:rPr>
-        <w:t>place.lat</w:t>
-      </w:r>
-      <w:r>
-        <w:rPr>
-          <w:b w:val="0"/>
-          <w:i w:val="0"/>
-          <w:strike w:val="0"/>
-          <w:color w:val="000000"/>
-        </w:rPr>
-        <w:t>처럼 데이터에서 꺼내 옵니다. 이 함수는 장소가 5개든 500개든, 서울이든 제주든 전혀 상관하지 않습니다. 요리사는 주문서를 읽을 뿐입니다.</w:t>
+          <w:color w:val="000000"/>
+        </w:rPr>
+        <w:t>처럼 데이터에서 읽어 옵니다. 그래서 이 함수는 장소가 5개든 500개든, 서울이든 제주든 똑같이 동작합니다.</w:t>
       </w:r>
     </w:p>
     <w:p>
@@ -3140,10 +3062,9 @@
         <w:rPr>
           <w:b w:val="0"/>
           <w:i w:val="0"/>
-          <w:strike w:val="0"/>
-          <w:color w:val="000000"/>
-        </w:rPr>
-        <w:t>방금 "단골 가게를 추가해 보세요"라고 했는데, 아마 손이 멈췄을 겁니다. 우리 가게의 위도·경도를 어떻게 알아내죠? 좌표 구하는 방법 두 가지를 소개합니다.</w:t>
+          <w:color w:val="000000"/>
+        </w:rPr>
+        <w:t>방금 "단골 가게를 추가해 보세요"라고 했는데, 아마 손이 멈췄을 겁니다. 우리 가게의 위도와 경도를 먼저 알아내야 하기 때문입니다. 좌표를 구하는 방법 두 가지를 소개하겠습니다.</w:t>
       </w:r>
     </w:p>
     <w:p>
@@ -3396,7 +3317,6 @@
         <w:rPr>
           <w:b w:val="0"/>
           <w:i w:val="0"/>
-          <w:strike w:val="0"/>
           <w:color w:val="000000"/>
         </w:rPr>
         <w:t xml:space="preserve">좌표는 소수점 4자리(약 10m 오차)면 마커 찍기에 충분합니다. 콘솔에 </w:t>
@@ -3406,7 +3326,6 @@
           <w:rFonts w:ascii="Consolas" w:hAnsi="Consolas"/>
           <w:b w:val="0"/>
           <w:i w:val="0"/>
-          <w:strike w:val="0"/>
           <w:color w:val="000000"/>
           <w:sz w:val="17"/>
         </w:rPr>
@@ -3416,10 +3335,9 @@
         <w:rPr>
           <w:b w:val="0"/>
           <w:i w:val="0"/>
-          <w:strike w:val="0"/>
-          <w:color w:val="000000"/>
-        </w:rPr>
-        <w:t>처럼 길게 나와도 앞 4~5자리까지만 옮겨 적어도 됩니다. 물론 통째로 복사해 붙여도 아무 문제 없습니다.</w:t>
+          <w:color w:val="000000"/>
+        </w:rPr>
+        <w:t>처럼 길게 나와도 소수점 아래 4~5자리까지만 옮겨 적어도 됩니다. 물론 통째로 복사해 붙여도 아무 문제 없습니다.</w:t>
       </w:r>
     </w:p>
     <w:p>
@@ -4253,45 +4171,8 @@
         <w:ind w:left="259"/>
       </w:pPr>
       <w:r>
-        <w:t xml:space="preserve">1. </w:t>
-      </w:r>
-      <w:r>
-        <w:rPr>
-          <w:rFonts w:ascii="Consolas" w:hAnsi="Consolas"/>
-          <w:b w:val="0"/>
-          <w:i w:val="0"/>
-          <w:strike w:val="0"/>
-          <w:color w:val="000000"/>
-          <w:sz w:val="17"/>
-        </w:rPr>
-        <w:t>defaultPlaces.js</w:t>
-      </w:r>
-      <w:r>
-        <w:rPr>
-          <w:b w:val="0"/>
-          <w:i w:val="0"/>
-          <w:strike w:val="0"/>
-          <w:color w:val="000000"/>
-        </w:rPr>
-        <w:t xml:space="preserve">에 여러분이 실제로 좋아하는 장소를 2개 추가해 보세요. 좌표는 </w:t>
-      </w:r>
-      <w:r>
-        <w:rPr>
-          <w:b w:val="0"/>
-          <w:i w:val="0"/>
-          <w:strike w:val="0"/>
-          <w:color w:val="000000"/>
-        </w:rPr>
-        <w:t>16.6절</w:t>
-      </w:r>
-      <w:r>
-        <w:rPr>
-          <w:b w:val="0"/>
-          <w:i w:val="0"/>
-          <w:strike w:val="0"/>
-          <w:color w:val="000000"/>
-        </w:rPr>
-        <w:t>의 두 방법 중 하나로 직접 구하고, 저장 후 지도에 새 핀이 나타나는지 확인하세요.</w:t>
+        <w:rPr/>
+        <w:t>1. defaultPlaces.js에 여러분이 실제로 좋아하는 장소를 2개 추가해 보세요. 좌표는 20.6절의 두 방법 중 하나로 직접 구하고, 저장 후 지도에 새 핀이 나타나는지 확인하세요.</w:t>
       </w:r>
     </w:p>
     <w:p>
@@ -4431,45 +4312,8 @@
         <w:ind w:left="259"/>
       </w:pPr>
       <w:r>
-        <w:t xml:space="preserve">• </w:t>
-      </w:r>
-      <w:r>
-        <w:rPr>
-          <w:rFonts w:ascii="Consolas" w:hAnsi="Consolas"/>
-          <w:b w:val="0"/>
-          <w:i w:val="0"/>
-          <w:strike w:val="0"/>
-          <w:color w:val="000000"/>
-          <w:sz w:val="17"/>
-        </w:rPr>
-        <w:t>JSON</w:t>
-      </w:r>
-      <w:r>
-        <w:rPr>
-          <w:b w:val="0"/>
-          <w:i w:val="0"/>
-          <w:strike w:val="0"/>
-          <w:color w:val="000000"/>
-        </w:rPr>
-        <w:t xml:space="preserve"> — 데이터를 텍스트로 주고받는 표준 형식. </w:t>
-      </w:r>
-      <w:r>
-        <w:rPr>
-          <w:b w:val="0"/>
-          <w:i w:val="0"/>
-          <w:strike w:val="0"/>
-          <w:color w:val="000000"/>
-        </w:rPr>
-        <w:t>21장</w:t>
-      </w:r>
-      <w:r>
-        <w:rPr>
-          <w:b w:val="0"/>
-          <w:i w:val="0"/>
-          <w:strike w:val="0"/>
-          <w:color w:val="000000"/>
-        </w:rPr>
-        <w:t>에서 저장·내보내기의 주인공으로 등장합니다</w:t>
+        <w:rPr/>
+        <w:t>• JSON — 데이터를 텍스트로 주고받는 표준 형식. 25장에서 저장·내보내기의 주인공으로 등장합니다</w:t>
       </w:r>
     </w:p>
     <w:p>
@@ -4564,37 +4408,9 @@
         <w:rPr>
           <w:b/>
           <w:i w:val="0"/>
-          <w:strike w:val="0"/>
-          <w:color w:val="000000"/>
-        </w:rPr>
-        <w:t>다음 장 예고</w:t>
-      </w:r>
-      <w:r>
-        <w:rPr>
-          <w:b w:val="0"/>
-          <w:i w:val="0"/>
-          <w:strike w:val="0"/>
-          <w:color w:val="000000"/>
-        </w:rPr>
-        <w:t xml:space="preserve"> — 마커를 클릭해도 아직 아무 일도 일어나지 않습니다. </w:t>
-      </w:r>
-      <w:r>
-        <w:rPr>
-          <w:b w:val="0"/>
-          <w:i w:val="0"/>
-          <w:strike w:val="0"/>
-          <w:color w:val="000000"/>
-        </w:rPr>
-        <w:t>17장</w:t>
-      </w:r>
-      <w:r>
-        <w:rPr>
-          <w:b w:val="0"/>
-          <w:i w:val="0"/>
-          <w:strike w:val="0"/>
-          <w:color w:val="000000"/>
-        </w:rPr>
-        <w:t>에서는 마커를 클릭하면 장소 이름과 별점이 담긴 말풍선이 뜨게 만듭니다. 카카오가 기본 제공하는 인포윈도우 대신, HTML과 CSS로 마음껏 꾸밀 수 있는 커스텀 오버레이로 우리만의 말풍선을 디자인합니다. 말풍선 꼬리를 CSS로 그리는 재미있는 트릭도 기다리고 있습니다.</w:t>
+          <w:color w:val="000000"/>
+        </w:rPr>
+        <w:t>다음 장 예고 — 마커를 클릭해도 아직 아무 일도 일어나지 않습니다. 21장에서는 마커를 클릭하면 장소 이름과 별점이 담긴 말풍선이 뜨게 만듭니다. 카카오가 기본 제공하는 인포윈도우 대신, HTML과 CSS로 마음껏 꾸밀 수 있는 커스텀 오버레이로 우리만의 말풍선을 디자인합니다. 말풍선 꼬리를 CSS로 그리는 재미있는 트릭도 기다리고 있습니다.</w:t>
       </w:r>
     </w:p>
     <w:p>

--- a/최종교재/16장_장소_데이터_설계.docx
+++ b/최종교재/16장_장소_데이터_설계.docx
@@ -252,10 +252,9 @@
         <w:rPr>
           <w:b w:val="0"/>
           <w:i w:val="0"/>
-          <w:strike w:val="0"/>
-          <w:color w:val="000000"/>
-        </w:rPr>
-        <w:t>식당 주방을 떠올려 보세요. 요리사는 요리하는 방법을 압니다. 재료를 썰고, 볶고, 접시에 담는 기술이죠. 하지만 "오늘 뭘 만들지"는 요리사의 머릿속이 아니라 주문서에 적혀 있습니다. 주문서가 김치찌개면 김치찌개를, 된장찌개면 된장찌개를 만듭니다. 요리사(방법)와 주문서(내용)가 분리되어 있기 때문에, 신메뉴가 나와도 요리사를 새로 뽑을 필요가 없습니다. 주문서만 바뀌면 됩니다.</w:t>
+          <w:color w:val="000000"/>
+        </w:rPr>
+        <w:t>식당 주방의 모습을 떠올려 보십시오. 요리사는 요리하는 방법을 잘 알고 있습니다. 재료를 썰고, 볶고, 접시에 담는 기술을 가지고 있습니다. 하지만 "오늘 어떤 요리를 만들지"를 결정하는 것은 요리사의 판단이 아니라 주문서에 적힌 내용입니다. 주문서에 김치찌개라고 적혀 있으면 김치찌개를 만들고, 된장찌개라고 적혀 있으면 된장찌개를 만듭니다. 요리 방법(처리 로직)과 만들어야 할 내용(데이터)이 서로 분리되어 있기 때문에, 새로운 메뉴가 추가되더라도 요리사를 새롭게 채용할 필요가 없습니다. 그저 주문서의 내용만 변경하면 되기 때문입니다.</w:t>
       </w:r>
     </w:p>
     <w:p>
@@ -1211,7 +1210,7 @@
           <w:i w:val="0"/>
           <w:color w:val="000000"/>
         </w:rPr>
-        <w:t>일부 항목을 왜 그렇게 정의했는지 궁금할 수 있으니, 하나씩 자세히 살펴보겠습니다.</w:t>
+        <w:t>일부 항목을 왜 그렇게 정의하였는지 궁금할 수 있으므로, 각 항목을 하나씩 자세히 살펴보겠습니다.</w:t>
       </w:r>
     </w:p>
     <w:p>
@@ -1394,10 +1393,9 @@
         <w:rPr>
           <w:b w:val="0"/>
           <w:i w:val="0"/>
-          <w:strike w:val="0"/>
-          <w:color w:val="000000"/>
-        </w:rPr>
-        <w:t>src/defaultPlaces.js 파일을 만들어줘. 처음 실행할 때 보여줄 예시 장소 5개를 배열로 export 해줘. 각 장소는 id, name, category, lat, lng, rating, memo 속성을 가진 객체야. category는 food/cafe/travel/date 중 하나로 하고, 서울의 유명한 장소들로 채워줘. 좌표는 실제 위치와 맞게.</w:t>
+          <w:color w:val="000000"/>
+        </w:rPr>
+        <w:t>src/defaultPlaces.js 파일을 생성하여 주십시오. 애플리케이션을 처음 실행할 때 보여줄 예시 장소 다섯 곳을 배열 형태로 내보내도록 작성하여 주십시오. 각 장소 정보는 id, name, category, lat, lng, rating, memo 속성을 가진 객체로 작성하여 주십시오. category 속성은 food, cafe, travel, date 가운데 하나의 값을 사용하고, 장소는 서울의 실제 유명 장소를 기준으로 하며, 좌표 값은 실제 위치와 일치하도록 작성하여 주십시오.</w:t>
       </w:r>
     </w:p>
     <w:p>
@@ -2050,10 +2048,9 @@
         <w:rPr>
           <w:b w:val="0"/>
           <w:i w:val="0"/>
-          <w:strike w:val="0"/>
-          <w:color w:val="000000"/>
-        </w:rPr>
-        <w:t>src/categories.js 파일을 만들어줘. food/cafe/travel/date 네 카테고리의 한글 이름, 이모지, 색상을 객체 하나에 모아서 export 하고, 카테고리 id를 넣으면 그 정보를 돌려주는 categoryOf 함수도 만들어줘. 목록에 없는 id가 들어오면 '기타'로 처리해줘.</w:t>
+          <w:color w:val="000000"/>
+        </w:rPr>
+        <w:t>src/categories.js 파일을 생성하여 주십시오. food, cafe, travel, date 네 가지 카테고리에 대한 한글 이름, 이모지, 색상 정보를 하나의 객체로 정의하여 내보내고, 카테고리 식별자를 전달받으면 해당 정보를 반환하는 categoryOf 함수도 함께 작성하여 주십시오. 목록에 없는 식별자가 전달된 경우에는 '기타'로 분류하여 처리하도록 작성하여 주십시오.</w:t>
       </w:r>
     </w:p>
     <w:p>
@@ -2552,7 +2549,7 @@
           <w:i w:val="0"/>
           <w:color w:val="000000"/>
         </w:rPr>
-        <w:t>mapView.js에 renderPlaces 함수를 만들어줘. 장소 배열을 받아서 각 장소마다 19장에서 만든 markerImageFor로 카테고리 핀 마커를 찍어줘. 다시 호출하면 기존 마커를 싹 지우고 새로 그리도록 해줘. 그리고 main.js에서 DEFAULT_PLACES를 import 해서 renderPlaces로 그리게 연결해줘.</w:t>
+        <w:t>mapView.js 파일에 renderPlaces 함수를 작성하여 주십시오. 장소 정보 배열을 전달받아 각 장소마다 23장에서 제작한 markerImageFor 함수를 사용하여 카테고리에 맞는 디자인의 마커를 표시하여 주십시오. 이 함수를 다시 호출하면 기존의 모든 마커를 삭제하고 전달받은 내용으로 새롭게 그리도록 작성하여 주십시오. 그리고 main.js 파일에서 defaultPlaces 모듈의 기본 장소 정보를 불러와 renderPlaces 함수에 전달하여 지도에 표시하도록 연결하여 주십시오.</w:t>
       </w:r>
     </w:p>
     <w:p>
@@ -2719,7 +2716,7 @@
           <w:i w:val="0"/>
           <w:color w:val="000000"/>
         </w:rPr>
-        <w:t>이제부터 마커 생성 함수가 실제로 어떤 순서로 작동하는지 단계별로 자세히 알아보겠습니다.</w:t>
+        <w:t>이제부터 마커 생성 함수가 실제로 어떤 순서로 작동하는지에 대하여 단계별로 자세히 알아보겠습니다. extra1.txt</w:t>
       </w:r>
     </w:p>
     <w:p>
@@ -3171,10 +3168,9 @@
         <w:rPr>
           <w:b w:val="0"/>
           <w:i w:val="0"/>
-          <w:strike w:val="0"/>
-          <w:color w:val="000000"/>
-        </w:rPr>
-        <w:t>지도를 클릭하면 클릭한 지점의 위도와 경도를 콘솔에 찍어줘. defaultPlaces.js에 바로 복사해 넣기 좋게 lat: 숫자, lng: 숫자 형식으로 출력해줘.</w:t>
+          <w:color w:val="000000"/>
+        </w:rPr>
+        <w:t>지도를 클릭하면 클릭한 지점의 위도와 경도를 콘솔에 출력하도록 하십시오. 또한 defaultPlaces.js에 바로 복사하여 사용하기 쉽도록 lat: 숫자, lng: 숫자 형식으로 함께 출력하여 주십시오.</w:t>
       </w:r>
     </w:p>
     <w:p>
